--- a/fåglar/A 60354-2024 prioriterade fågelarter.docx
+++ b/fåglar/A 60354-2024 prioriterade fågelarter.docx
@@ -519,7 +519,7 @@
     <w:p/>
     <w:p>
       <w:r>
-        <w:t>2025-02-02</w:t>
+        <w:t>2025-02-03</w:t>
       </w:r>
       <w:r>
         <w:t xml:space="preserve"> </w:t>

--- a/fåglar/A 60354-2024 prioriterade fågelarter.docx
+++ b/fåglar/A 60354-2024 prioriterade fågelarter.docx
@@ -519,7 +519,7 @@
     <w:p/>
     <w:p>
       <w:r>
-        <w:t>2025-02-03</w:t>
+        <w:t>2025-02-04</w:t>
       </w:r>
       <w:r>
         <w:t xml:space="preserve"> </w:t>

--- a/fåglar/A 60354-2024 prioriterade fågelarter.docx
+++ b/fåglar/A 60354-2024 prioriterade fågelarter.docx
@@ -519,7 +519,7 @@
     <w:p/>
     <w:p>
       <w:r>
-        <w:t>2025-02-04</w:t>
+        <w:t>2025-02-05</w:t>
       </w:r>
       <w:r>
         <w:t xml:space="preserve"> </w:t>

--- a/fåglar/A 60354-2024 prioriterade fågelarter.docx
+++ b/fåglar/A 60354-2024 prioriterade fågelarter.docx
@@ -519,7 +519,7 @@
     <w:p/>
     <w:p>
       <w:r>
-        <w:t>2025-02-05</w:t>
+        <w:t>2025-02-06</w:t>
       </w:r>
       <w:r>
         <w:t xml:space="preserve"> </w:t>

--- a/fåglar/A 60354-2024 prioriterade fågelarter.docx
+++ b/fåglar/A 60354-2024 prioriterade fågelarter.docx
@@ -519,7 +519,7 @@
     <w:p/>
     <w:p>
       <w:r>
-        <w:t>2025-02-06</w:t>
+        <w:t>2025-02-07</w:t>
       </w:r>
       <w:r>
         <w:t xml:space="preserve"> </w:t>

--- a/fåglar/A 60354-2024 prioriterade fågelarter.docx
+++ b/fåglar/A 60354-2024 prioriterade fågelarter.docx
@@ -519,7 +519,7 @@
     <w:p/>
     <w:p>
       <w:r>
-        <w:t>2025-02-07</w:t>
+        <w:t>2025-02-08</w:t>
       </w:r>
       <w:r>
         <w:t xml:space="preserve"> </w:t>

--- a/fåglar/A 60354-2024 prioriterade fågelarter.docx
+++ b/fåglar/A 60354-2024 prioriterade fågelarter.docx
@@ -519,7 +519,7 @@
     <w:p/>
     <w:p>
       <w:r>
-        <w:t>2025-02-08</w:t>
+        <w:t>2025-02-09</w:t>
       </w:r>
       <w:r>
         <w:t xml:space="preserve"> </w:t>

--- a/fåglar/A 60354-2024 prioriterade fågelarter.docx
+++ b/fåglar/A 60354-2024 prioriterade fågelarter.docx
@@ -519,7 +519,7 @@
     <w:p/>
     <w:p>
       <w:r>
-        <w:t>2025-02-09</w:t>
+        <w:t>2025-02-10</w:t>
       </w:r>
       <w:r>
         <w:t xml:space="preserve"> </w:t>

--- a/fåglar/A 60354-2024 prioriterade fågelarter.docx
+++ b/fåglar/A 60354-2024 prioriterade fågelarter.docx
@@ -519,7 +519,7 @@
     <w:p/>
     <w:p>
       <w:r>
-        <w:t>2025-02-10</w:t>
+        <w:t>2025-02-11</w:t>
       </w:r>
       <w:r>
         <w:t xml:space="preserve"> </w:t>

--- a/fåglar/A 60354-2024 prioriterade fågelarter.docx
+++ b/fåglar/A 60354-2024 prioriterade fågelarter.docx
@@ -519,7 +519,7 @@
     <w:p/>
     <w:p>
       <w:r>
-        <w:t>2025-02-11</w:t>
+        <w:t>2025-02-12</w:t>
       </w:r>
       <w:r>
         <w:t xml:space="preserve"> </w:t>

--- a/fåglar/A 60354-2024 prioriterade fågelarter.docx
+++ b/fåglar/A 60354-2024 prioriterade fågelarter.docx
@@ -519,7 +519,7 @@
     <w:p/>
     <w:p>
       <w:r>
-        <w:t>2025-02-12</w:t>
+        <w:t>2025-02-13</w:t>
       </w:r>
       <w:r>
         <w:t xml:space="preserve"> </w:t>

--- a/fåglar/A 60354-2024 prioriterade fågelarter.docx
+++ b/fåglar/A 60354-2024 prioriterade fågelarter.docx
@@ -519,7 +519,7 @@
     <w:p/>
     <w:p>
       <w:r>
-        <w:t>2025-02-13</w:t>
+        <w:t>2025-02-14</w:t>
       </w:r>
       <w:r>
         <w:t xml:space="preserve"> </w:t>

--- a/fåglar/A 60354-2024 prioriterade fågelarter.docx
+++ b/fåglar/A 60354-2024 prioriterade fågelarter.docx
@@ -519,7 +519,7 @@
     <w:p/>
     <w:p>
       <w:r>
-        <w:t>2025-02-14</w:t>
+        <w:t>2025-02-15</w:t>
       </w:r>
       <w:r>
         <w:t xml:space="preserve"> </w:t>

--- a/fåglar/A 60354-2024 prioriterade fågelarter.docx
+++ b/fåglar/A 60354-2024 prioriterade fågelarter.docx
@@ -519,7 +519,7 @@
     <w:p/>
     <w:p>
       <w:r>
-        <w:t>2025-02-15</w:t>
+        <w:t>2025-02-16</w:t>
       </w:r>
       <w:r>
         <w:t xml:space="preserve"> </w:t>

--- a/fåglar/A 60354-2024 prioriterade fågelarter.docx
+++ b/fåglar/A 60354-2024 prioriterade fågelarter.docx
@@ -519,7 +519,7 @@
     <w:p/>
     <w:p>
       <w:r>
-        <w:t>2025-02-16</w:t>
+        <w:t>2025-02-17</w:t>
       </w:r>
       <w:r>
         <w:t xml:space="preserve"> </w:t>

--- a/fåglar/A 60354-2024 prioriterade fågelarter.docx
+++ b/fåglar/A 60354-2024 prioriterade fågelarter.docx
@@ -519,7 +519,7 @@
     <w:p/>
     <w:p>
       <w:r>
-        <w:t>2025-02-17</w:t>
+        <w:t>2025-02-18</w:t>
       </w:r>
       <w:r>
         <w:t xml:space="preserve"> </w:t>

--- a/fåglar/A 60354-2024 prioriterade fågelarter.docx
+++ b/fåglar/A 60354-2024 prioriterade fågelarter.docx
@@ -519,7 +519,7 @@
     <w:p/>
     <w:p>
       <w:r>
-        <w:t>2025-02-18</w:t>
+        <w:t>2025-02-19</w:t>
       </w:r>
       <w:r>
         <w:t xml:space="preserve"> </w:t>

--- a/fåglar/A 60354-2024 prioriterade fågelarter.docx
+++ b/fåglar/A 60354-2024 prioriterade fågelarter.docx
@@ -519,7 +519,7 @@
     <w:p/>
     <w:p>
       <w:r>
-        <w:t>2025-02-19</w:t>
+        <w:t>2025-02-20</w:t>
       </w:r>
       <w:r>
         <w:t xml:space="preserve"> </w:t>

--- a/fåglar/A 60354-2024 prioriterade fågelarter.docx
+++ b/fåglar/A 60354-2024 prioriterade fågelarter.docx
@@ -519,7 +519,7 @@
     <w:p/>
     <w:p>
       <w:r>
-        <w:t>2025-02-20</w:t>
+        <w:t>2025-02-21</w:t>
       </w:r>
       <w:r>
         <w:t xml:space="preserve"> </w:t>

--- a/fåglar/A 60354-2024 prioriterade fågelarter.docx
+++ b/fåglar/A 60354-2024 prioriterade fågelarter.docx
@@ -519,7 +519,7 @@
     <w:p/>
     <w:p>
       <w:r>
-        <w:t>2025-02-21</w:t>
+        <w:t>2025-02-22</w:t>
       </w:r>
       <w:r>
         <w:t xml:space="preserve"> </w:t>

--- a/fåglar/A 60354-2024 prioriterade fågelarter.docx
+++ b/fåglar/A 60354-2024 prioriterade fågelarter.docx
@@ -519,7 +519,7 @@
     <w:p/>
     <w:p>
       <w:r>
-        <w:t>2025-02-22</w:t>
+        <w:t>2025-02-23</w:t>
       </w:r>
       <w:r>
         <w:t xml:space="preserve"> </w:t>

--- a/fåglar/A 60354-2024 prioriterade fågelarter.docx
+++ b/fåglar/A 60354-2024 prioriterade fågelarter.docx
@@ -519,7 +519,7 @@
     <w:p/>
     <w:p>
       <w:r>
-        <w:t>2025-02-23</w:t>
+        <w:t>2025-02-24</w:t>
       </w:r>
       <w:r>
         <w:t xml:space="preserve"> </w:t>

--- a/fåglar/A 60354-2024 prioriterade fågelarter.docx
+++ b/fåglar/A 60354-2024 prioriterade fågelarter.docx
@@ -519,7 +519,7 @@
     <w:p/>
     <w:p>
       <w:r>
-        <w:t>2025-02-24</w:t>
+        <w:t>2025-02-25</w:t>
       </w:r>
       <w:r>
         <w:t xml:space="preserve"> </w:t>

--- a/fåglar/A 60354-2024 prioriterade fågelarter.docx
+++ b/fåglar/A 60354-2024 prioriterade fågelarter.docx
@@ -519,7 +519,7 @@
     <w:p/>
     <w:p>
       <w:r>
-        <w:t>2025-02-25</w:t>
+        <w:t>2025-02-26</w:t>
       </w:r>
       <w:r>
         <w:t xml:space="preserve"> </w:t>

--- a/fåglar/A 60354-2024 prioriterade fågelarter.docx
+++ b/fåglar/A 60354-2024 prioriterade fågelarter.docx
@@ -519,7 +519,7 @@
     <w:p/>
     <w:p>
       <w:r>
-        <w:t>2025-02-26</w:t>
+        <w:t>2025-02-27</w:t>
       </w:r>
       <w:r>
         <w:t xml:space="preserve"> </w:t>

--- a/fåglar/A 60354-2024 prioriterade fågelarter.docx
+++ b/fåglar/A 60354-2024 prioriterade fågelarter.docx
@@ -519,7 +519,7 @@
     <w:p/>
     <w:p>
       <w:r>
-        <w:t>2025-02-27</w:t>
+        <w:t>2025-02-28</w:t>
       </w:r>
       <w:r>
         <w:t xml:space="preserve"> </w:t>

--- a/fåglar/A 60354-2024 prioriterade fågelarter.docx
+++ b/fåglar/A 60354-2024 prioriterade fågelarter.docx
@@ -519,7 +519,7 @@
     <w:p/>
     <w:p>
       <w:r>
-        <w:t>2025-02-28</w:t>
+        <w:t>2025-03-01</w:t>
       </w:r>
       <w:r>
         <w:t xml:space="preserve"> </w:t>

--- a/fåglar/A 60354-2024 prioriterade fågelarter.docx
+++ b/fåglar/A 60354-2024 prioriterade fågelarter.docx
@@ -519,7 +519,7 @@
     <w:p/>
     <w:p>
       <w:r>
-        <w:t>2025-03-01</w:t>
+        <w:t>2025-03-02</w:t>
       </w:r>
       <w:r>
         <w:t xml:space="preserve"> </w:t>

--- a/fåglar/A 60354-2024 prioriterade fågelarter.docx
+++ b/fåglar/A 60354-2024 prioriterade fågelarter.docx
@@ -519,7 +519,7 @@
     <w:p/>
     <w:p>
       <w:r>
-        <w:t>2025-03-02</w:t>
+        <w:t>2025-03-03</w:t>
       </w:r>
       <w:r>
         <w:t xml:space="preserve"> </w:t>

--- a/fåglar/A 60354-2024 prioriterade fågelarter.docx
+++ b/fåglar/A 60354-2024 prioriterade fågelarter.docx
@@ -519,7 +519,7 @@
     <w:p/>
     <w:p>
       <w:r>
-        <w:t>2025-03-03</w:t>
+        <w:t>2025-03-04</w:t>
       </w:r>
       <w:r>
         <w:t xml:space="preserve"> </w:t>

--- a/fåglar/A 60354-2024 prioriterade fågelarter.docx
+++ b/fåglar/A 60354-2024 prioriterade fågelarter.docx
@@ -519,7 +519,7 @@
     <w:p/>
     <w:p>
       <w:r>
-        <w:t>2025-03-04</w:t>
+        <w:t>2025-03-05</w:t>
       </w:r>
       <w:r>
         <w:t xml:space="preserve"> </w:t>

--- a/fåglar/A 60354-2024 prioriterade fågelarter.docx
+++ b/fåglar/A 60354-2024 prioriterade fågelarter.docx
@@ -519,7 +519,7 @@
     <w:p/>
     <w:p>
       <w:r>
-        <w:t>2025-03-05</w:t>
+        <w:t>2025-03-06</w:t>
       </w:r>
       <w:r>
         <w:t xml:space="preserve"> </w:t>

--- a/fåglar/A 60354-2024 prioriterade fågelarter.docx
+++ b/fåglar/A 60354-2024 prioriterade fågelarter.docx
@@ -519,7 +519,7 @@
     <w:p/>
     <w:p>
       <w:r>
-        <w:t>2025-03-06</w:t>
+        <w:t>2025-03-07</w:t>
       </w:r>
       <w:r>
         <w:t xml:space="preserve"> </w:t>

--- a/fåglar/A 60354-2024 prioriterade fågelarter.docx
+++ b/fåglar/A 60354-2024 prioriterade fågelarter.docx
@@ -519,7 +519,7 @@
     <w:p/>
     <w:p>
       <w:r>
-        <w:t>2025-03-07</w:t>
+        <w:t>2025-03-08</w:t>
       </w:r>
       <w:r>
         <w:t xml:space="preserve"> </w:t>

--- a/fåglar/A 60354-2024 prioriterade fågelarter.docx
+++ b/fåglar/A 60354-2024 prioriterade fågelarter.docx
@@ -519,7 +519,7 @@
     <w:p/>
     <w:p>
       <w:r>
-        <w:t>2025-03-08</w:t>
+        <w:t>2025-03-09</w:t>
       </w:r>
       <w:r>
         <w:t xml:space="preserve"> </w:t>

--- a/fåglar/A 60354-2024 prioriterade fågelarter.docx
+++ b/fåglar/A 60354-2024 prioriterade fågelarter.docx
@@ -519,7 +519,7 @@
     <w:p/>
     <w:p>
       <w:r>
-        <w:t>2025-03-09</w:t>
+        <w:t>2025-03-10</w:t>
       </w:r>
       <w:r>
         <w:t xml:space="preserve"> </w:t>

--- a/fåglar/A 60354-2024 prioriterade fågelarter.docx
+++ b/fåglar/A 60354-2024 prioriterade fågelarter.docx
@@ -519,7 +519,7 @@
     <w:p/>
     <w:p>
       <w:r>
-        <w:t>2025-03-10</w:t>
+        <w:t>2025-03-11</w:t>
       </w:r>
       <w:r>
         <w:t xml:space="preserve"> </w:t>

--- a/fåglar/A 60354-2024 prioriterade fågelarter.docx
+++ b/fåglar/A 60354-2024 prioriterade fågelarter.docx
@@ -519,7 +519,7 @@
     <w:p/>
     <w:p>
       <w:r>
-        <w:t>2025-03-11</w:t>
+        <w:t>2025-03-12</w:t>
       </w:r>
       <w:r>
         <w:t xml:space="preserve"> </w:t>

--- a/fåglar/A 60354-2024 prioriterade fågelarter.docx
+++ b/fåglar/A 60354-2024 prioriterade fågelarter.docx
@@ -519,7 +519,7 @@
     <w:p/>
     <w:p>
       <w:r>
-        <w:t>2025-03-12</w:t>
+        <w:t>2025-03-13</w:t>
       </w:r>
       <w:r>
         <w:t xml:space="preserve"> </w:t>

--- a/fåglar/A 60354-2024 prioriterade fågelarter.docx
+++ b/fåglar/A 60354-2024 prioriterade fågelarter.docx
@@ -519,7 +519,7 @@
     <w:p/>
     <w:p>
       <w:r>
-        <w:t>2025-03-13</w:t>
+        <w:t>2025-03-14</w:t>
       </w:r>
       <w:r>
         <w:t xml:space="preserve"> </w:t>

--- a/fåglar/A 60354-2024 prioriterade fågelarter.docx
+++ b/fåglar/A 60354-2024 prioriterade fågelarter.docx
@@ -519,7 +519,7 @@
     <w:p/>
     <w:p>
       <w:r>
-        <w:t>2025-03-14</w:t>
+        <w:t>2025-03-15</w:t>
       </w:r>
       <w:r>
         <w:t xml:space="preserve"> </w:t>

--- a/fåglar/A 60354-2024 prioriterade fågelarter.docx
+++ b/fåglar/A 60354-2024 prioriterade fågelarter.docx
@@ -519,7 +519,7 @@
     <w:p/>
     <w:p>
       <w:r>
-        <w:t>2025-03-15</w:t>
+        <w:t>2025-03-16</w:t>
       </w:r>
       <w:r>
         <w:t xml:space="preserve"> </w:t>

--- a/fåglar/A 60354-2024 prioriterade fågelarter.docx
+++ b/fåglar/A 60354-2024 prioriterade fågelarter.docx
@@ -519,7 +519,7 @@
     <w:p/>
     <w:p>
       <w:r>
-        <w:t>2025-03-16</w:t>
+        <w:t>2025-03-17</w:t>
       </w:r>
       <w:r>
         <w:t xml:space="preserve"> </w:t>

--- a/fåglar/A 60354-2024 prioriterade fågelarter.docx
+++ b/fåglar/A 60354-2024 prioriterade fågelarter.docx
@@ -519,7 +519,7 @@
     <w:p/>
     <w:p>
       <w:r>
-        <w:t>2025-03-17</w:t>
+        <w:t>2025-03-18</w:t>
       </w:r>
       <w:r>
         <w:t xml:space="preserve"> </w:t>

--- a/fåglar/A 60354-2024 prioriterade fågelarter.docx
+++ b/fåglar/A 60354-2024 prioriterade fågelarter.docx
@@ -519,7 +519,7 @@
     <w:p/>
     <w:p>
       <w:r>
-        <w:t>2025-03-18</w:t>
+        <w:t>2025-03-19</w:t>
       </w:r>
       <w:r>
         <w:t xml:space="preserve"> </w:t>

--- a/fåglar/A 60354-2024 prioriterade fågelarter.docx
+++ b/fåglar/A 60354-2024 prioriterade fågelarter.docx
@@ -519,7 +519,7 @@
     <w:p/>
     <w:p>
       <w:r>
-        <w:t>2025-03-19</w:t>
+        <w:t>2025-03-20</w:t>
       </w:r>
       <w:r>
         <w:t xml:space="preserve"> </w:t>

--- a/fåglar/A 60354-2024 prioriterade fågelarter.docx
+++ b/fåglar/A 60354-2024 prioriterade fågelarter.docx
@@ -519,7 +519,7 @@
     <w:p/>
     <w:p>
       <w:r>
-        <w:t>2025-03-20</w:t>
+        <w:t>2025-03-21</w:t>
       </w:r>
       <w:r>
         <w:t xml:space="preserve"> </w:t>

--- a/fåglar/A 60354-2024 prioriterade fågelarter.docx
+++ b/fåglar/A 60354-2024 prioriterade fågelarter.docx
@@ -519,7 +519,7 @@
     <w:p/>
     <w:p>
       <w:r>
-        <w:t>2025-03-21</w:t>
+        <w:t>2025-03-22</w:t>
       </w:r>
       <w:r>
         <w:t xml:space="preserve"> </w:t>

--- a/fåglar/A 60354-2024 prioriterade fågelarter.docx
+++ b/fåglar/A 60354-2024 prioriterade fågelarter.docx
@@ -519,7 +519,7 @@
     <w:p/>
     <w:p>
       <w:r>
-        <w:t>2025-03-22</w:t>
+        <w:t>2025-03-23</w:t>
       </w:r>
       <w:r>
         <w:t xml:space="preserve"> </w:t>

--- a/fåglar/A 60354-2024 prioriterade fågelarter.docx
+++ b/fåglar/A 60354-2024 prioriterade fågelarter.docx
@@ -519,7 +519,7 @@
     <w:p/>
     <w:p>
       <w:r>
-        <w:t>2025-03-23</w:t>
+        <w:t>2025-03-24</w:t>
       </w:r>
       <w:r>
         <w:t xml:space="preserve"> </w:t>

--- a/fåglar/A 60354-2024 prioriterade fågelarter.docx
+++ b/fåglar/A 60354-2024 prioriterade fågelarter.docx
@@ -519,7 +519,7 @@
     <w:p/>
     <w:p>
       <w:r>
-        <w:t>2025-03-24</w:t>
+        <w:t>2025-03-25</w:t>
       </w:r>
       <w:r>
         <w:t xml:space="preserve"> </w:t>

--- a/fåglar/A 60354-2024 prioriterade fågelarter.docx
+++ b/fåglar/A 60354-2024 prioriterade fågelarter.docx
@@ -519,7 +519,7 @@
     <w:p/>
     <w:p>
       <w:r>
-        <w:t>2025-03-25</w:t>
+        <w:t>2025-03-26</w:t>
       </w:r>
       <w:r>
         <w:t xml:space="preserve"> </w:t>

--- a/fåglar/A 60354-2024 prioriterade fågelarter.docx
+++ b/fåglar/A 60354-2024 prioriterade fågelarter.docx
@@ -519,7 +519,7 @@
     <w:p/>
     <w:p>
       <w:r>
-        <w:t>2025-03-26</w:t>
+        <w:t>2025-03-27</w:t>
       </w:r>
       <w:r>
         <w:t xml:space="preserve"> </w:t>

--- a/fåglar/A 60354-2024 prioriterade fågelarter.docx
+++ b/fåglar/A 60354-2024 prioriterade fågelarter.docx
@@ -519,7 +519,7 @@
     <w:p/>
     <w:p>
       <w:r>
-        <w:t>2025-03-27</w:t>
+        <w:t>2025-03-28</w:t>
       </w:r>
       <w:r>
         <w:t xml:space="preserve"> </w:t>

--- a/fåglar/A 60354-2024 prioriterade fågelarter.docx
+++ b/fåglar/A 60354-2024 prioriterade fågelarter.docx
@@ -519,7 +519,7 @@
     <w:p/>
     <w:p>
       <w:r>
-        <w:t>2025-04-02</w:t>
+        <w:t>2025-04-03</w:t>
       </w:r>
       <w:r>
         <w:t xml:space="preserve"> </w:t>

--- a/fåglar/A 60354-2024 prioriterade fågelarter.docx
+++ b/fåglar/A 60354-2024 prioriterade fågelarter.docx
@@ -519,7 +519,7 @@
     <w:p/>
     <w:p>
       <w:r>
-        <w:t>2025-04-03</w:t>
+        <w:t>2025-04-05</w:t>
       </w:r>
       <w:r>
         <w:t xml:space="preserve"> </w:t>

--- a/fåglar/A 60354-2024 prioriterade fågelarter.docx
+++ b/fåglar/A 60354-2024 prioriterade fågelarter.docx
@@ -519,7 +519,7 @@
     <w:p/>
     <w:p>
       <w:r>
-        <w:t>2025-04-05</w:t>
+        <w:t>2025-04-06</w:t>
       </w:r>
       <w:r>
         <w:t xml:space="preserve"> </w:t>

--- a/fåglar/A 60354-2024 prioriterade fågelarter.docx
+++ b/fåglar/A 60354-2024 prioriterade fågelarter.docx
@@ -519,7 +519,7 @@
     <w:p/>
     <w:p>
       <w:r>
-        <w:t>2025-04-06</w:t>
+        <w:t>2025-04-07</w:t>
       </w:r>
       <w:r>
         <w:t xml:space="preserve"> </w:t>

--- a/fåglar/A 60354-2024 prioriterade fågelarter.docx
+++ b/fåglar/A 60354-2024 prioriterade fågelarter.docx
@@ -519,7 +519,7 @@
     <w:p/>
     <w:p>
       <w:r>
-        <w:t>2025-04-07</w:t>
+        <w:t>2025-04-08</w:t>
       </w:r>
       <w:r>
         <w:t xml:space="preserve"> </w:t>

--- a/fåglar/A 60354-2024 prioriterade fågelarter.docx
+++ b/fåglar/A 60354-2024 prioriterade fågelarter.docx
@@ -519,7 +519,7 @@
     <w:p/>
     <w:p>
       <w:r>
-        <w:t>2025-04-08</w:t>
+        <w:t>2025-04-09</w:t>
       </w:r>
       <w:r>
         <w:t xml:space="preserve"> </w:t>

--- a/fåglar/A 60354-2024 prioriterade fågelarter.docx
+++ b/fåglar/A 60354-2024 prioriterade fågelarter.docx
@@ -519,7 +519,7 @@
     <w:p/>
     <w:p>
       <w:r>
-        <w:t>2025-04-09</w:t>
+        <w:t>2025-04-10</w:t>
       </w:r>
       <w:r>
         <w:t xml:space="preserve"> </w:t>

--- a/fåglar/A 60354-2024 prioriterade fågelarter.docx
+++ b/fåglar/A 60354-2024 prioriterade fågelarter.docx
@@ -519,7 +519,7 @@
     <w:p/>
     <w:p>
       <w:r>
-        <w:t>2025-04-10</w:t>
+        <w:t>2025-04-11</w:t>
       </w:r>
       <w:r>
         <w:t xml:space="preserve"> </w:t>

--- a/fåglar/A 60354-2024 prioriterade fågelarter.docx
+++ b/fåglar/A 60354-2024 prioriterade fågelarter.docx
@@ -519,7 +519,7 @@
     <w:p/>
     <w:p>
       <w:r>
-        <w:t>2025-04-11</w:t>
+        <w:t>2025-04-12</w:t>
       </w:r>
       <w:r>
         <w:t xml:space="preserve"> </w:t>

--- a/fåglar/A 60354-2024 prioriterade fågelarter.docx
+++ b/fåglar/A 60354-2024 prioriterade fågelarter.docx
@@ -519,7 +519,7 @@
     <w:p/>
     <w:p>
       <w:r>
-        <w:t>2025-04-12</w:t>
+        <w:t>2025-04-13</w:t>
       </w:r>
       <w:r>
         <w:t xml:space="preserve"> </w:t>

--- a/fåglar/A 60354-2024 prioriterade fågelarter.docx
+++ b/fåglar/A 60354-2024 prioriterade fågelarter.docx
@@ -519,7 +519,7 @@
     <w:p/>
     <w:p>
       <w:r>
-        <w:t>2025-04-13</w:t>
+        <w:t>2025-04-14</w:t>
       </w:r>
       <w:r>
         <w:t xml:space="preserve"> </w:t>

--- a/fåglar/A 60354-2024 prioriterade fågelarter.docx
+++ b/fåglar/A 60354-2024 prioriterade fågelarter.docx
@@ -519,7 +519,7 @@
     <w:p/>
     <w:p>
       <w:r>
-        <w:t>2025-04-14</w:t>
+        <w:t>2025-04-15</w:t>
       </w:r>
       <w:r>
         <w:t xml:space="preserve"> </w:t>

--- a/fåglar/A 60354-2024 prioriterade fågelarter.docx
+++ b/fåglar/A 60354-2024 prioriterade fågelarter.docx
@@ -519,7 +519,7 @@
     <w:p/>
     <w:p>
       <w:r>
-        <w:t>2025-04-15</w:t>
+        <w:t>2025-04-16</w:t>
       </w:r>
       <w:r>
         <w:t xml:space="preserve"> </w:t>

--- a/fåglar/A 60354-2024 prioriterade fågelarter.docx
+++ b/fåglar/A 60354-2024 prioriterade fågelarter.docx
@@ -519,7 +519,7 @@
     <w:p/>
     <w:p>
       <w:r>
-        <w:t>2025-04-16</w:t>
+        <w:t>2025-04-17</w:t>
       </w:r>
       <w:r>
         <w:t xml:space="preserve"> </w:t>

--- a/fåglar/A 60354-2024 prioriterade fågelarter.docx
+++ b/fåglar/A 60354-2024 prioriterade fågelarter.docx
@@ -519,7 +519,7 @@
     <w:p/>
     <w:p>
       <w:r>
-        <w:t>2025-04-17</w:t>
+        <w:t>2025-04-18</w:t>
       </w:r>
       <w:r>
         <w:t xml:space="preserve"> </w:t>

--- a/fåglar/A 60354-2024 prioriterade fågelarter.docx
+++ b/fåglar/A 60354-2024 prioriterade fågelarter.docx
@@ -519,7 +519,7 @@
     <w:p/>
     <w:p>
       <w:r>
-        <w:t>2025-04-18</w:t>
+        <w:t>2025-04-19</w:t>
       </w:r>
       <w:r>
         <w:t xml:space="preserve"> </w:t>

--- a/fåglar/A 60354-2024 prioriterade fågelarter.docx
+++ b/fåglar/A 60354-2024 prioriterade fågelarter.docx
@@ -519,7 +519,7 @@
     <w:p/>
     <w:p>
       <w:r>
-        <w:t>2025-05-03</w:t>
+        <w:t>2025-05-04</w:t>
       </w:r>
       <w:r>
         <w:t xml:space="preserve"> </w:t>

--- a/fåglar/A 60354-2024 prioriterade fågelarter.docx
+++ b/fåglar/A 60354-2024 prioriterade fågelarter.docx
@@ -519,7 +519,7 @@
     <w:p/>
     <w:p>
       <w:r>
-        <w:t>2025-05-04</w:t>
+        <w:t>2025-05-06</w:t>
       </w:r>
       <w:r>
         <w:t xml:space="preserve"> </w:t>

--- a/fåglar/A 60354-2024 prioriterade fågelarter.docx
+++ b/fåglar/A 60354-2024 prioriterade fågelarter.docx
@@ -519,7 +519,7 @@
     <w:p/>
     <w:p>
       <w:r>
-        <w:t>2025-05-06</w:t>
+        <w:t>2025-05-07</w:t>
       </w:r>
       <w:r>
         <w:t xml:space="preserve"> </w:t>

--- a/fåglar/A 60354-2024 prioriterade fågelarter.docx
+++ b/fåglar/A 60354-2024 prioriterade fågelarter.docx
@@ -519,7 +519,7 @@
     <w:p/>
     <w:p>
       <w:r>
-        <w:t>2025-05-07</w:t>
+        <w:t>2025-05-08</w:t>
       </w:r>
       <w:r>
         <w:t xml:space="preserve"> </w:t>

--- a/fåglar/A 60354-2024 prioriterade fågelarter.docx
+++ b/fåglar/A 60354-2024 prioriterade fågelarter.docx
@@ -519,7 +519,7 @@
     <w:p/>
     <w:p>
       <w:r>
-        <w:t>2025-05-08</w:t>
+        <w:t>2025-05-09</w:t>
       </w:r>
       <w:r>
         <w:t xml:space="preserve"> </w:t>

--- a/fåglar/A 60354-2024 prioriterade fågelarter.docx
+++ b/fåglar/A 60354-2024 prioriterade fågelarter.docx
@@ -519,7 +519,7 @@
     <w:p/>
     <w:p>
       <w:r>
-        <w:t>2025-05-09</w:t>
+        <w:t>2025-05-10</w:t>
       </w:r>
       <w:r>
         <w:t xml:space="preserve"> </w:t>

--- a/fåglar/A 60354-2024 prioriterade fågelarter.docx
+++ b/fåglar/A 60354-2024 prioriterade fågelarter.docx
@@ -519,7 +519,7 @@
     <w:p/>
     <w:p>
       <w:r>
-        <w:t>2025-05-10</w:t>
+        <w:t>2025-05-11</w:t>
       </w:r>
       <w:r>
         <w:t xml:space="preserve"> </w:t>

--- a/fåglar/A 60354-2024 prioriterade fågelarter.docx
+++ b/fåglar/A 60354-2024 prioriterade fågelarter.docx
@@ -519,7 +519,7 @@
     <w:p/>
     <w:p>
       <w:r>
-        <w:t>2025-05-11</w:t>
+        <w:t>2025-05-12</w:t>
       </w:r>
       <w:r>
         <w:t xml:space="preserve"> </w:t>

--- a/fåglar/A 60354-2024 prioriterade fågelarter.docx
+++ b/fåglar/A 60354-2024 prioriterade fågelarter.docx
@@ -519,7 +519,7 @@
     <w:p/>
     <w:p>
       <w:r>
-        <w:t>2025-05-12</w:t>
+        <w:t>2025-05-13</w:t>
       </w:r>
       <w:r>
         <w:t xml:space="preserve"> </w:t>

--- a/fåglar/A 60354-2024 prioriterade fågelarter.docx
+++ b/fåglar/A 60354-2024 prioriterade fågelarter.docx
@@ -519,7 +519,7 @@
     <w:p/>
     <w:p>
       <w:r>
-        <w:t>2025-05-13</w:t>
+        <w:t>2025-05-14</w:t>
       </w:r>
       <w:r>
         <w:t xml:space="preserve"> </w:t>

--- a/fåglar/A 60354-2024 prioriterade fågelarter.docx
+++ b/fåglar/A 60354-2024 prioriterade fågelarter.docx
@@ -519,7 +519,7 @@
     <w:p/>
     <w:p>
       <w:r>
-        <w:t>2025-05-14</w:t>
+        <w:t>2025-05-15</w:t>
       </w:r>
       <w:r>
         <w:t xml:space="preserve"> </w:t>

--- a/fåglar/A 60354-2024 prioriterade fågelarter.docx
+++ b/fåglar/A 60354-2024 prioriterade fågelarter.docx
@@ -519,7 +519,7 @@
     <w:p/>
     <w:p>
       <w:r>
-        <w:t>2025-05-15</w:t>
+        <w:t>2025-05-16</w:t>
       </w:r>
       <w:r>
         <w:t xml:space="preserve"> </w:t>

--- a/fåglar/A 60354-2024 prioriterade fågelarter.docx
+++ b/fåglar/A 60354-2024 prioriterade fågelarter.docx
@@ -519,7 +519,7 @@
     <w:p/>
     <w:p>
       <w:r>
-        <w:t>2025-05-16</w:t>
+        <w:t>2025-05-17</w:t>
       </w:r>
       <w:r>
         <w:t xml:space="preserve"> </w:t>

--- a/fåglar/A 60354-2024 prioriterade fågelarter.docx
+++ b/fåglar/A 60354-2024 prioriterade fågelarter.docx
@@ -519,7 +519,7 @@
     <w:p/>
     <w:p>
       <w:r>
-        <w:t>2025-05-17</w:t>
+        <w:t>2025-05-18</w:t>
       </w:r>
       <w:r>
         <w:t xml:space="preserve"> </w:t>

--- a/fåglar/A 60354-2024 prioriterade fågelarter.docx
+++ b/fåglar/A 60354-2024 prioriterade fågelarter.docx
@@ -519,7 +519,7 @@
     <w:p/>
     <w:p>
       <w:r>
-        <w:t>2025-05-18</w:t>
+        <w:t>2025-05-19</w:t>
       </w:r>
       <w:r>
         <w:t xml:space="preserve"> </w:t>

--- a/fåglar/A 60354-2024 prioriterade fågelarter.docx
+++ b/fåglar/A 60354-2024 prioriterade fågelarter.docx
@@ -519,7 +519,7 @@
     <w:p/>
     <w:p>
       <w:r>
-        <w:t>2025-05-19</w:t>
+        <w:t>2025-05-20</w:t>
       </w:r>
       <w:r>
         <w:t xml:space="preserve"> </w:t>

--- a/fåglar/A 60354-2024 prioriterade fågelarter.docx
+++ b/fåglar/A 60354-2024 prioriterade fågelarter.docx
@@ -519,7 +519,7 @@
     <w:p/>
     <w:p>
       <w:r>
-        <w:t>2025-05-20</w:t>
+        <w:t>2025-05-21</w:t>
       </w:r>
       <w:r>
         <w:t xml:space="preserve"> </w:t>

--- a/fåglar/A 60354-2024 prioriterade fågelarter.docx
+++ b/fåglar/A 60354-2024 prioriterade fågelarter.docx
@@ -519,7 +519,7 @@
     <w:p/>
     <w:p>
       <w:r>
-        <w:t>2025-05-21</w:t>
+        <w:t>2025-05-22</w:t>
       </w:r>
       <w:r>
         <w:t xml:space="preserve"> </w:t>

--- a/fåglar/A 60354-2024 prioriterade fågelarter.docx
+++ b/fåglar/A 60354-2024 prioriterade fågelarter.docx
@@ -519,7 +519,7 @@
     <w:p/>
     <w:p>
       <w:r>
-        <w:t>2025-05-22</w:t>
+        <w:t>2025-05-23</w:t>
       </w:r>
       <w:r>
         <w:t xml:space="preserve"> </w:t>

--- a/fåglar/A 60354-2024 prioriterade fågelarter.docx
+++ b/fåglar/A 60354-2024 prioriterade fågelarter.docx
@@ -519,7 +519,7 @@
     <w:p/>
     <w:p>
       <w:r>
-        <w:t>2025-05-23</w:t>
+        <w:t>2025-05-24</w:t>
       </w:r>
       <w:r>
         <w:t xml:space="preserve"> </w:t>

--- a/fåglar/A 60354-2024 prioriterade fågelarter.docx
+++ b/fåglar/A 60354-2024 prioriterade fågelarter.docx
@@ -519,7 +519,7 @@
     <w:p/>
     <w:p>
       <w:r>
-        <w:t>2025-05-24</w:t>
+        <w:t>2025-05-25</w:t>
       </w:r>
       <w:r>
         <w:t xml:space="preserve"> </w:t>

--- a/fåglar/A 60354-2024 prioriterade fågelarter.docx
+++ b/fåglar/A 60354-2024 prioriterade fågelarter.docx
@@ -519,7 +519,7 @@
     <w:p/>
     <w:p>
       <w:r>
-        <w:t>2025-05-25</w:t>
+        <w:t>2025-05-26</w:t>
       </w:r>
       <w:r>
         <w:t xml:space="preserve"> </w:t>

--- a/fåglar/A 60354-2024 prioriterade fågelarter.docx
+++ b/fåglar/A 60354-2024 prioriterade fågelarter.docx
@@ -519,7 +519,7 @@
     <w:p/>
     <w:p>
       <w:r>
-        <w:t>2025-05-26</w:t>
+        <w:t>2025-05-27</w:t>
       </w:r>
       <w:r>
         <w:t xml:space="preserve"> </w:t>

--- a/fåglar/A 60354-2024 prioriterade fågelarter.docx
+++ b/fåglar/A 60354-2024 prioriterade fågelarter.docx
@@ -519,7 +519,7 @@
     <w:p/>
     <w:p>
       <w:r>
-        <w:t>2025-05-27</w:t>
+        <w:t>2025-05-30</w:t>
       </w:r>
       <w:r>
         <w:t xml:space="preserve"> </w:t>

--- a/fåglar/A 60354-2024 prioriterade fågelarter.docx
+++ b/fåglar/A 60354-2024 prioriterade fågelarter.docx
@@ -519,7 +519,7 @@
     <w:p/>
     <w:p>
       <w:r>
-        <w:t>2025-05-30</w:t>
+        <w:t>2025-06-01</w:t>
       </w:r>
       <w:r>
         <w:t xml:space="preserve"> </w:t>

--- a/fåglar/A 60354-2024 prioriterade fågelarter.docx
+++ b/fåglar/A 60354-2024 prioriterade fågelarter.docx
@@ -519,7 +519,7 @@
     <w:p/>
     <w:p>
       <w:r>
-        <w:t>2025-06-01</w:t>
+        <w:t>2025-06-02</w:t>
       </w:r>
       <w:r>
         <w:t xml:space="preserve"> </w:t>

--- a/fåglar/A 60354-2024 prioriterade fågelarter.docx
+++ b/fåglar/A 60354-2024 prioriterade fågelarter.docx
@@ -519,7 +519,7 @@
     <w:p/>
     <w:p>
       <w:r>
-        <w:t>2025-06-02</w:t>
+        <w:t>2025-06-03</w:t>
       </w:r>
       <w:r>
         <w:t xml:space="preserve"> </w:t>

--- a/fåglar/A 60354-2024 prioriterade fågelarter.docx
+++ b/fåglar/A 60354-2024 prioriterade fågelarter.docx
@@ -519,7 +519,7 @@
     <w:p/>
     <w:p>
       <w:r>
-        <w:t>2025-06-03</w:t>
+        <w:t>2025-06-04</w:t>
       </w:r>
       <w:r>
         <w:t xml:space="preserve"> </w:t>

--- a/fåglar/A 60354-2024 prioriterade fågelarter.docx
+++ b/fåglar/A 60354-2024 prioriterade fågelarter.docx
@@ -519,7 +519,7 @@
     <w:p/>
     <w:p>
       <w:r>
-        <w:t>2025-06-04</w:t>
+        <w:t>2025-06-05</w:t>
       </w:r>
       <w:r>
         <w:t xml:space="preserve"> </w:t>

--- a/fåglar/A 60354-2024 prioriterade fågelarter.docx
+++ b/fåglar/A 60354-2024 prioriterade fågelarter.docx
@@ -519,7 +519,7 @@
     <w:p/>
     <w:p>
       <w:r>
-        <w:t>2025-06-05</w:t>
+        <w:t>2025-06-13</w:t>
       </w:r>
       <w:r>
         <w:t xml:space="preserve"> </w:t>

--- a/fåglar/A 60354-2024 prioriterade fågelarter.docx
+++ b/fåglar/A 60354-2024 prioriterade fågelarter.docx
@@ -519,7 +519,7 @@
     <w:p/>
     <w:p>
       <w:r>
-        <w:t>2025-06-13</w:t>
+        <w:t>2025-06-15</w:t>
       </w:r>
       <w:r>
         <w:t xml:space="preserve"> </w:t>

--- a/fåglar/A 60354-2024 prioriterade fågelarter.docx
+++ b/fåglar/A 60354-2024 prioriterade fågelarter.docx
@@ -519,7 +519,7 @@
     <w:p/>
     <w:p>
       <w:r>
-        <w:t>2025-06-15</w:t>
+        <w:t>2025-06-16</w:t>
       </w:r>
       <w:r>
         <w:t xml:space="preserve"> </w:t>

--- a/fåglar/A 60354-2024 prioriterade fågelarter.docx
+++ b/fåglar/A 60354-2024 prioriterade fågelarter.docx
@@ -519,7 +519,7 @@
     <w:p/>
     <w:p>
       <w:r>
-        <w:t>2025-06-16</w:t>
+        <w:t>2025-06-17</w:t>
       </w:r>
       <w:r>
         <w:t xml:space="preserve"> </w:t>

--- a/fåglar/A 60354-2024 prioriterade fågelarter.docx
+++ b/fåglar/A 60354-2024 prioriterade fågelarter.docx
@@ -519,7 +519,7 @@
     <w:p/>
     <w:p>
       <w:r>
-        <w:t>2025-06-17</w:t>
+        <w:t>2025-06-18</w:t>
       </w:r>
       <w:r>
         <w:t xml:space="preserve"> </w:t>

--- a/fåglar/A 60354-2024 prioriterade fågelarter.docx
+++ b/fåglar/A 60354-2024 prioriterade fågelarter.docx
@@ -519,7 +519,7 @@
     <w:p/>
     <w:p>
       <w:r>
-        <w:t>2025-06-18</w:t>
+        <w:t>2025-06-19</w:t>
       </w:r>
       <w:r>
         <w:t xml:space="preserve"> </w:t>

--- a/fåglar/A 60354-2024 prioriterade fågelarter.docx
+++ b/fåglar/A 60354-2024 prioriterade fågelarter.docx
@@ -519,7 +519,7 @@
     <w:p/>
     <w:p>
       <w:r>
-        <w:t>2025-06-19</w:t>
+        <w:t>2025-06-20</w:t>
       </w:r>
       <w:r>
         <w:t xml:space="preserve"> </w:t>

--- a/fåglar/A 60354-2024 prioriterade fågelarter.docx
+++ b/fåglar/A 60354-2024 prioriterade fågelarter.docx
@@ -519,7 +519,7 @@
     <w:p/>
     <w:p>
       <w:r>
-        <w:t>2025-06-20</w:t>
+        <w:t>2025-06-21</w:t>
       </w:r>
       <w:r>
         <w:t xml:space="preserve"> </w:t>

--- a/fåglar/A 60354-2024 prioriterade fågelarter.docx
+++ b/fåglar/A 60354-2024 prioriterade fågelarter.docx
@@ -519,7 +519,7 @@
     <w:p/>
     <w:p>
       <w:r>
-        <w:t>2025-06-21</w:t>
+        <w:t>2025-06-22</w:t>
       </w:r>
       <w:r>
         <w:t xml:space="preserve"> </w:t>

--- a/fåglar/A 60354-2024 prioriterade fågelarter.docx
+++ b/fåglar/A 60354-2024 prioriterade fågelarter.docx
@@ -519,7 +519,7 @@
     <w:p/>
     <w:p>
       <w:r>
-        <w:t>2025-06-22</w:t>
+        <w:t>2025-06-23</w:t>
       </w:r>
       <w:r>
         <w:t xml:space="preserve"> </w:t>

--- a/fåglar/A 60354-2024 prioriterade fågelarter.docx
+++ b/fåglar/A 60354-2024 prioriterade fågelarter.docx
@@ -519,7 +519,7 @@
     <w:p/>
     <w:p>
       <w:r>
-        <w:t>2025-06-23</w:t>
+        <w:t>2025-06-24</w:t>
       </w:r>
       <w:r>
         <w:t xml:space="preserve"> </w:t>

--- a/fåglar/A 60354-2024 prioriterade fågelarter.docx
+++ b/fåglar/A 60354-2024 prioriterade fågelarter.docx
@@ -519,7 +519,7 @@
     <w:p/>
     <w:p>
       <w:r>
-        <w:t>2025-06-24</w:t>
+        <w:t>2025-06-25</w:t>
       </w:r>
       <w:r>
         <w:t xml:space="preserve"> </w:t>

--- a/fåglar/A 60354-2024 prioriterade fågelarter.docx
+++ b/fåglar/A 60354-2024 prioriterade fågelarter.docx
@@ -519,7 +519,7 @@
     <w:p/>
     <w:p>
       <w:r>
-        <w:t>2025-06-25</w:t>
+        <w:t>2025-06-26</w:t>
       </w:r>
       <w:r>
         <w:t xml:space="preserve"> </w:t>

--- a/fåglar/A 60354-2024 prioriterade fågelarter.docx
+++ b/fåglar/A 60354-2024 prioriterade fågelarter.docx
@@ -519,7 +519,7 @@
     <w:p/>
     <w:p>
       <w:r>
-        <w:t>2025-06-26</w:t>
+        <w:t>2025-06-27</w:t>
       </w:r>
       <w:r>
         <w:t xml:space="preserve"> </w:t>

--- a/fåglar/A 60354-2024 prioriterade fågelarter.docx
+++ b/fåglar/A 60354-2024 prioriterade fågelarter.docx
@@ -519,7 +519,7 @@
     <w:p/>
     <w:p>
       <w:r>
-        <w:t>2025-06-27</w:t>
+        <w:t>2025-06-28</w:t>
       </w:r>
       <w:r>
         <w:t xml:space="preserve"> </w:t>

--- a/fåglar/A 60354-2024 prioriterade fågelarter.docx
+++ b/fåglar/A 60354-2024 prioriterade fågelarter.docx
@@ -519,7 +519,7 @@
     <w:p/>
     <w:p>
       <w:r>
-        <w:t>2025-06-28</w:t>
+        <w:t>2025-06-29</w:t>
       </w:r>
       <w:r>
         <w:t xml:space="preserve"> </w:t>

--- a/fåglar/A 60354-2024 prioriterade fågelarter.docx
+++ b/fåglar/A 60354-2024 prioriterade fågelarter.docx
@@ -519,7 +519,7 @@
     <w:p/>
     <w:p>
       <w:r>
-        <w:t>2025-06-29</w:t>
+        <w:t>2025-06-30</w:t>
       </w:r>
       <w:r>
         <w:t xml:space="preserve"> </w:t>

--- a/fåglar/A 60354-2024 prioriterade fågelarter.docx
+++ b/fåglar/A 60354-2024 prioriterade fågelarter.docx
@@ -519,7 +519,7 @@
     <w:p/>
     <w:p>
       <w:r>
-        <w:t>2025-06-30</w:t>
+        <w:t>2025-07-01</w:t>
       </w:r>
       <w:r>
         <w:t xml:space="preserve"> </w:t>

--- a/fåglar/A 60354-2024 prioriterade fågelarter.docx
+++ b/fåglar/A 60354-2024 prioriterade fågelarter.docx
@@ -519,7 +519,7 @@
     <w:p/>
     <w:p>
       <w:r>
-        <w:t>2025-07-01</w:t>
+        <w:t>2025-07-02</w:t>
       </w:r>
       <w:r>
         <w:t xml:space="preserve"> </w:t>

--- a/fåglar/A 60354-2024 prioriterade fågelarter.docx
+++ b/fåglar/A 60354-2024 prioriterade fågelarter.docx
@@ -519,7 +519,7 @@
     <w:p/>
     <w:p>
       <w:r>
-        <w:t>2025-07-02</w:t>
+        <w:t>2025-07-03</w:t>
       </w:r>
       <w:r>
         <w:t xml:space="preserve"> </w:t>

--- a/fåglar/A 60354-2024 prioriterade fågelarter.docx
+++ b/fåglar/A 60354-2024 prioriterade fågelarter.docx
@@ -519,7 +519,7 @@
     <w:p/>
     <w:p>
       <w:r>
-        <w:t>2025-07-03</w:t>
+        <w:t>2025-07-04</w:t>
       </w:r>
       <w:r>
         <w:t xml:space="preserve"> </w:t>

--- a/fåglar/A 60354-2024 prioriterade fågelarter.docx
+++ b/fåglar/A 60354-2024 prioriterade fågelarter.docx
@@ -519,7 +519,7 @@
     <w:p/>
     <w:p>
       <w:r>
-        <w:t>2025-07-04</w:t>
+        <w:t>2025-07-05</w:t>
       </w:r>
       <w:r>
         <w:t xml:space="preserve"> </w:t>

--- a/fåglar/A 60354-2024 prioriterade fågelarter.docx
+++ b/fåglar/A 60354-2024 prioriterade fågelarter.docx
@@ -519,7 +519,7 @@
     <w:p/>
     <w:p>
       <w:r>
-        <w:t>2025-07-05</w:t>
+        <w:t>2025-07-06</w:t>
       </w:r>
       <w:r>
         <w:t xml:space="preserve"> </w:t>

--- a/fåglar/A 60354-2024 prioriterade fågelarter.docx
+++ b/fåglar/A 60354-2024 prioriterade fågelarter.docx
@@ -519,7 +519,7 @@
     <w:p/>
     <w:p>
       <w:r>
-        <w:t>2025-07-06</w:t>
+        <w:t>2025-07-07</w:t>
       </w:r>
       <w:r>
         <w:t xml:space="preserve"> </w:t>

--- a/fåglar/A 60354-2024 prioriterade fågelarter.docx
+++ b/fåglar/A 60354-2024 prioriterade fågelarter.docx
@@ -519,7 +519,7 @@
     <w:p/>
     <w:p>
       <w:r>
-        <w:t>2025-07-07</w:t>
+        <w:t>2025-07-08</w:t>
       </w:r>
       <w:r>
         <w:t xml:space="preserve"> </w:t>

--- a/fåglar/A 60354-2024 prioriterade fågelarter.docx
+++ b/fåglar/A 60354-2024 prioriterade fågelarter.docx
@@ -519,7 +519,7 @@
     <w:p/>
     <w:p>
       <w:r>
-        <w:t>2025-07-08</w:t>
+        <w:t>2025-07-09</w:t>
       </w:r>
       <w:r>
         <w:t xml:space="preserve"> </w:t>

--- a/fåglar/A 60354-2024 prioriterade fågelarter.docx
+++ b/fåglar/A 60354-2024 prioriterade fågelarter.docx
@@ -519,7 +519,7 @@
     <w:p/>
     <w:p>
       <w:r>
-        <w:t>2025-07-09</w:t>
+        <w:t>2025-07-11</w:t>
       </w:r>
       <w:r>
         <w:t xml:space="preserve"> </w:t>

--- a/fåglar/A 60354-2024 prioriterade fågelarter.docx
+++ b/fåglar/A 60354-2024 prioriterade fågelarter.docx
@@ -519,7 +519,7 @@
     <w:p/>
     <w:p>
       <w:r>
-        <w:t>2025-07-11</w:t>
+        <w:t>2025-07-12</w:t>
       </w:r>
       <w:r>
         <w:t xml:space="preserve"> </w:t>

--- a/fåglar/A 60354-2024 prioriterade fågelarter.docx
+++ b/fåglar/A 60354-2024 prioriterade fågelarter.docx
@@ -519,7 +519,7 @@
     <w:p/>
     <w:p>
       <w:r>
-        <w:t>2025-07-12</w:t>
+        <w:t>2025-07-13</w:t>
       </w:r>
       <w:r>
         <w:t xml:space="preserve"> </w:t>

--- a/fåglar/A 60354-2024 prioriterade fågelarter.docx
+++ b/fåglar/A 60354-2024 prioriterade fågelarter.docx
@@ -519,7 +519,7 @@
     <w:p/>
     <w:p>
       <w:r>
-        <w:t>2025-07-13</w:t>
+        <w:t>2025-07-14</w:t>
       </w:r>
       <w:r>
         <w:t xml:space="preserve"> </w:t>

--- a/fåglar/A 60354-2024 prioriterade fågelarter.docx
+++ b/fåglar/A 60354-2024 prioriterade fågelarter.docx
@@ -519,7 +519,7 @@
     <w:p/>
     <w:p>
       <w:r>
-        <w:t>2025-08-06</w:t>
+        <w:t>2025-08-09</w:t>
       </w:r>
       <w:r>
         <w:t xml:space="preserve"> </w:t>
